--- a/report/Stage 2 - First Progress Report/Stage 2 - First Progress Report.docx
+++ b/report/Stage 2 - First Progress Report/Stage 2 - First Progress Report.docx
@@ -118,6 +118,12 @@
       <w:r>
         <w:t>Justin Natividad</w:t>
       </w:r>
+      <w:r>
+        <w:t>, Gabriel Dao, Mikko Taitague, Matthew Ore</w:t>
+      </w:r>
+      <w:r>
+        <w:t>ndain</w:t>
+      </w:r>
     </w:p>
     <w:p>
       <w:pPr>
@@ -156,7 +162,7 @@
           <w:noProof/>
           <w:spacing w:val="-4"/>
         </w:rPr>
-        <w:t>Wednesday, April 1, 2026</w:t>
+        <w:t>Monday, April 6, 2026</w:t>
       </w:r>
       <w:r>
         <w:rPr>
@@ -205,20 +211,327 @@
           </w:r>
         </w:p>
         <w:p>
-          <w:fldSimple w:instr=" TOC \o &quot;1-3&quot; \h \z \u ">
+          <w:pPr>
+            <w:pStyle w:val="TOC1"/>
+            <w:tabs>
+              <w:tab w:val="right" w:leader="dot" w:pos="9350"/>
+            </w:tabs>
+            <w:rPr>
+              <w:rFonts w:asciiTheme="minorHAnsi" w:eastAsiaTheme="minorEastAsia" w:hAnsiTheme="minorHAnsi" w:cstheme="minorBidi"/>
+              <w:b w:val="0"/>
+              <w:noProof/>
+              <w:color w:val="auto"/>
+              <w:kern w:val="2"/>
+              <w:sz w:val="24"/>
+              <w:szCs w:val="24"/>
+              <w14:ligatures w14:val="standardContextual"/>
+            </w:rPr>
+          </w:pPr>
+          <w:r>
+            <w:fldChar w:fldCharType="begin"/>
+          </w:r>
+          <w:r>
+            <w:instrText xml:space="preserve"> TOC \o "1-3" \h \z \u </w:instrText>
+          </w:r>
+          <w:r>
+            <w:fldChar w:fldCharType="separate"/>
+          </w:r>
+          <w:hyperlink w:anchor="_Toc226313777" w:history="1">
             <w:r>
               <w:rPr>
-                <w:rFonts w:eastAsiaTheme="majorEastAsia" w:cstheme="majorBidi"/>
-                <w:b/>
-                <w:bCs/>
+                <w:rStyle w:val="Hyperlink"/>
                 <w:noProof/>
-                <w:color w:val="365F91" w:themeColor="accent1" w:themeShade="BF"/>
-                <w:sz w:val="36"/>
-                <w:szCs w:val="36"/>
               </w:rPr>
-              <w:t>No table of contents entries found.</w:t>
-            </w:r>
-          </w:fldSimple>
+              <w:t>Scope and Concept</w:t>
+            </w:r>
+            <w:r>
+              <w:rPr>
+                <w:noProof/>
+                <w:webHidden/>
+              </w:rPr>
+              <w:tab/>
+            </w:r>
+            <w:r>
+              <w:rPr>
+                <w:noProof/>
+                <w:webHidden/>
+              </w:rPr>
+              <w:fldChar w:fldCharType="begin"/>
+            </w:r>
+            <w:r>
+              <w:rPr>
+                <w:noProof/>
+                <w:webHidden/>
+              </w:rPr>
+              <w:instrText xml:space="preserve"> PAGEREF _Toc226313777 \h </w:instrText>
+            </w:r>
+            <w:r>
+              <w:rPr>
+                <w:noProof/>
+                <w:webHidden/>
+              </w:rPr>
+            </w:r>
+            <w:r>
+              <w:rPr>
+                <w:noProof/>
+                <w:webHidden/>
+              </w:rPr>
+              <w:fldChar w:fldCharType="separate"/>
+            </w:r>
+            <w:r>
+              <w:rPr>
+                <w:noProof/>
+                <w:webHidden/>
+              </w:rPr>
+              <w:t>4</w:t>
+            </w:r>
+            <w:r>
+              <w:rPr>
+                <w:noProof/>
+                <w:webHidden/>
+              </w:rPr>
+              <w:fldChar w:fldCharType="end"/>
+            </w:r>
+          </w:hyperlink>
+        </w:p>
+        <w:p>
+          <w:pPr>
+            <w:pStyle w:val="TOC1"/>
+            <w:tabs>
+              <w:tab w:val="right" w:leader="dot" w:pos="9350"/>
+            </w:tabs>
+            <w:rPr>
+              <w:rFonts w:asciiTheme="minorHAnsi" w:eastAsiaTheme="minorEastAsia" w:hAnsiTheme="minorHAnsi" w:cstheme="minorBidi"/>
+              <w:b w:val="0"/>
+              <w:noProof/>
+              <w:color w:val="auto"/>
+              <w:kern w:val="2"/>
+              <w:sz w:val="24"/>
+              <w:szCs w:val="24"/>
+              <w14:ligatures w14:val="standardContextual"/>
+            </w:rPr>
+          </w:pPr>
+          <w:hyperlink w:anchor="_Toc226313778" w:history="1">
+            <w:r>
+              <w:rPr>
+                <w:rStyle w:val="Hyperlink"/>
+                <w:noProof/>
+              </w:rPr>
+              <w:t>Research and Resources</w:t>
+            </w:r>
+            <w:r>
+              <w:rPr>
+                <w:noProof/>
+                <w:webHidden/>
+              </w:rPr>
+              <w:tab/>
+            </w:r>
+            <w:r>
+              <w:rPr>
+                <w:noProof/>
+                <w:webHidden/>
+              </w:rPr>
+              <w:fldChar w:fldCharType="begin"/>
+            </w:r>
+            <w:r>
+              <w:rPr>
+                <w:noProof/>
+                <w:webHidden/>
+              </w:rPr>
+              <w:instrText xml:space="preserve"> PAGEREF _Toc226313778 \h </w:instrText>
+            </w:r>
+            <w:r>
+              <w:rPr>
+                <w:noProof/>
+                <w:webHidden/>
+              </w:rPr>
+            </w:r>
+            <w:r>
+              <w:rPr>
+                <w:noProof/>
+                <w:webHidden/>
+              </w:rPr>
+              <w:fldChar w:fldCharType="separate"/>
+            </w:r>
+            <w:r>
+              <w:rPr>
+                <w:noProof/>
+                <w:webHidden/>
+              </w:rPr>
+              <w:t>4</w:t>
+            </w:r>
+            <w:r>
+              <w:rPr>
+                <w:noProof/>
+                <w:webHidden/>
+              </w:rPr>
+              <w:fldChar w:fldCharType="end"/>
+            </w:r>
+          </w:hyperlink>
+        </w:p>
+        <w:p>
+          <w:pPr>
+            <w:pStyle w:val="TOC1"/>
+            <w:tabs>
+              <w:tab w:val="right" w:leader="dot" w:pos="9350"/>
+            </w:tabs>
+            <w:rPr>
+              <w:rFonts w:asciiTheme="minorHAnsi" w:eastAsiaTheme="minorEastAsia" w:hAnsiTheme="minorHAnsi" w:cstheme="minorBidi"/>
+              <w:b w:val="0"/>
+              <w:noProof/>
+              <w:color w:val="auto"/>
+              <w:kern w:val="2"/>
+              <w:sz w:val="24"/>
+              <w:szCs w:val="24"/>
+              <w14:ligatures w14:val="standardContextual"/>
+            </w:rPr>
+          </w:pPr>
+          <w:hyperlink w:anchor="_Toc226313779" w:history="1">
+            <w:r>
+              <w:rPr>
+                <w:rStyle w:val="Hyperlink"/>
+                <w:noProof/>
+              </w:rPr>
+              <w:t>Design Diagram</w:t>
+            </w:r>
+            <w:r>
+              <w:rPr>
+                <w:noProof/>
+                <w:webHidden/>
+              </w:rPr>
+              <w:tab/>
+            </w:r>
+            <w:r>
+              <w:rPr>
+                <w:noProof/>
+                <w:webHidden/>
+              </w:rPr>
+              <w:fldChar w:fldCharType="begin"/>
+            </w:r>
+            <w:r>
+              <w:rPr>
+                <w:noProof/>
+                <w:webHidden/>
+              </w:rPr>
+              <w:instrText xml:space="preserve"> PAGEREF _Toc226313779 \h </w:instrText>
+            </w:r>
+            <w:r>
+              <w:rPr>
+                <w:noProof/>
+                <w:webHidden/>
+              </w:rPr>
+            </w:r>
+            <w:r>
+              <w:rPr>
+                <w:noProof/>
+                <w:webHidden/>
+              </w:rPr>
+              <w:fldChar w:fldCharType="separate"/>
+            </w:r>
+            <w:r>
+              <w:rPr>
+                <w:noProof/>
+                <w:webHidden/>
+              </w:rPr>
+              <w:t>5</w:t>
+            </w:r>
+            <w:r>
+              <w:rPr>
+                <w:noProof/>
+                <w:webHidden/>
+              </w:rPr>
+              <w:fldChar w:fldCharType="end"/>
+            </w:r>
+          </w:hyperlink>
+        </w:p>
+        <w:p>
+          <w:pPr>
+            <w:pStyle w:val="TOC1"/>
+            <w:tabs>
+              <w:tab w:val="right" w:leader="dot" w:pos="9350"/>
+            </w:tabs>
+            <w:rPr>
+              <w:rFonts w:asciiTheme="minorHAnsi" w:eastAsiaTheme="minorEastAsia" w:hAnsiTheme="minorHAnsi" w:cstheme="minorBidi"/>
+              <w:b w:val="0"/>
+              <w:noProof/>
+              <w:color w:val="auto"/>
+              <w:kern w:val="2"/>
+              <w:sz w:val="24"/>
+              <w:szCs w:val="24"/>
+              <w14:ligatures w14:val="standardContextual"/>
+            </w:rPr>
+          </w:pPr>
+          <w:hyperlink w:anchor="_Toc226313780" w:history="1">
+            <w:r>
+              <w:rPr>
+                <w:rStyle w:val="Hyperlink"/>
+                <w:noProof/>
+              </w:rPr>
+              <w:t>What obstacles are you encountering</w:t>
+            </w:r>
+            <w:r>
+              <w:rPr>
+                <w:noProof/>
+                <w:webHidden/>
+              </w:rPr>
+              <w:tab/>
+            </w:r>
+            <w:r>
+              <w:rPr>
+                <w:noProof/>
+                <w:webHidden/>
+              </w:rPr>
+              <w:fldChar w:fldCharType="begin"/>
+            </w:r>
+            <w:r>
+              <w:rPr>
+                <w:noProof/>
+                <w:webHidden/>
+              </w:rPr>
+              <w:instrText xml:space="preserve"> PAGEREF _Toc226313780 \h </w:instrText>
+            </w:r>
+            <w:r>
+              <w:rPr>
+                <w:noProof/>
+                <w:webHidden/>
+              </w:rPr>
+            </w:r>
+            <w:r>
+              <w:rPr>
+                <w:noProof/>
+                <w:webHidden/>
+              </w:rPr>
+              <w:fldChar w:fldCharType="separate"/>
+            </w:r>
+            <w:r>
+              <w:rPr>
+                <w:noProof/>
+                <w:webHidden/>
+              </w:rPr>
+              <w:t>5</w:t>
+            </w:r>
+            <w:r>
+              <w:rPr>
+                <w:noProof/>
+                <w:webHidden/>
+              </w:rPr>
+              <w:fldChar w:fldCharType="end"/>
+            </w:r>
+          </w:hyperlink>
+        </w:p>
+        <w:p>
+          <w:r>
+            <w:rPr>
+              <w:rFonts w:eastAsiaTheme="majorEastAsia" w:cstheme="majorBidi"/>
+              <w:b/>
+              <w:bCs/>
+              <w:noProof/>
+              <w:color w:val="365F91" w:themeColor="accent1" w:themeShade="BF"/>
+              <w:sz w:val="36"/>
+              <w:szCs w:val="36"/>
+            </w:rPr>
+            <w:fldChar w:fldCharType="end"/>
+          </w:r>
         </w:p>
       </w:sdtContent>
     </w:sdt>
@@ -255,7 +568,7 @@
     </w:p>
     <w:p>
       <w:r>
-        <w:t>Some text about the whole thing</w:t>
+        <w:t>This project implements a custom 16-bit RISC processor on the Nexys A7-100T FPGA board to control a digital lock system with VGA status output. The system demonstrates processor design, memory-mapped input/output, embedded control, and hardware verification. The processor executes a program stored in ROM to read user inputs, compare a passcode, update lock state, and drive peripheral outputs including LEDs, seven segment display, and VGA.</w:t>
       </w:r>
     </w:p>
     <w:p>
@@ -276,24 +589,323 @@
       <w:pPr>
         <w:pStyle w:val="Heading1"/>
       </w:pPr>
-      <w:r>
-        <w:t>What research and resources are you using to assist you in completing your project?</w:t>
+      <w:bookmarkStart w:id="0" w:name="_Toc226313777"/>
+      <w:r>
+        <w:t>Scope and Concept</w:t>
+      </w:r>
+      <w:bookmarkEnd w:id="0"/>
+    </w:p>
+    <w:p>
+      <w:r>
+        <w:t>The following scope of this project includes:</w:t>
+      </w:r>
+    </w:p>
+    <w:p>
+      <w:pPr>
+        <w:pStyle w:val="ListParagraph"/>
+        <w:numPr>
+          <w:ilvl w:val="0"/>
+          <w:numId w:val="11"/>
+        </w:numPr>
+      </w:pPr>
+      <w:r>
+        <w:t>Custom 16-bit CPU basics</w:t>
+      </w:r>
+    </w:p>
+    <w:p>
+      <w:pPr>
+        <w:pStyle w:val="ListParagraph"/>
+        <w:numPr>
+          <w:ilvl w:val="0"/>
+          <w:numId w:val="11"/>
+        </w:numPr>
+      </w:pPr>
+      <w:r>
+        <w:t>Memory mapped input and output</w:t>
+      </w:r>
+    </w:p>
+    <w:p>
+      <w:pPr>
+        <w:pStyle w:val="ListParagraph"/>
+        <w:numPr>
+          <w:ilvl w:val="0"/>
+          <w:numId w:val="11"/>
+        </w:numPr>
+      </w:pPr>
+      <w:r>
+        <w:t>Nexys A7 100T board peripherals</w:t>
+      </w:r>
+    </w:p>
+    <w:p>
+      <w:pPr>
+        <w:pStyle w:val="ListParagraph"/>
+        <w:numPr>
+          <w:ilvl w:val="0"/>
+          <w:numId w:val="11"/>
+        </w:numPr>
+      </w:pPr>
+      <w:r>
+        <w:t>VGA basics</w:t>
+      </w:r>
+    </w:p>
+    <w:p>
+      <w:pPr>
+        <w:pStyle w:val="ListParagraph"/>
+        <w:numPr>
+          <w:ilvl w:val="0"/>
+          <w:numId w:val="11"/>
+        </w:numPr>
+      </w:pPr>
+      <w:r>
+        <w:t>Verification strategy</w:t>
+      </w:r>
+    </w:p>
+    <w:p>
+      <w:r>
+        <w:t>Some of the concepts for this project include</w:t>
+      </w:r>
+    </w:p>
+    <w:p>
+      <w:pPr>
+        <w:pStyle w:val="ListParagraph"/>
+        <w:numPr>
+          <w:ilvl w:val="0"/>
+          <w:numId w:val="12"/>
+        </w:numPr>
+      </w:pPr>
+      <w:r>
+        <w:t xml:space="preserve">Custom CPU Architecture: PC, ALU, registers, control </w:t>
+      </w:r>
+    </w:p>
+    <w:p>
+      <w:pPr>
+        <w:pStyle w:val="ListParagraph"/>
+        <w:numPr>
+          <w:ilvl w:val="0"/>
+          <w:numId w:val="12"/>
+        </w:numPr>
+      </w:pPr>
+      <w:r>
+        <w:t>Memory-mapped peripherals: CPU accesses devices through addresses</w:t>
+      </w:r>
+    </w:p>
+    <w:p>
+      <w:pPr>
+        <w:pStyle w:val="ListParagraph"/>
+        <w:numPr>
+          <w:ilvl w:val="0"/>
+          <w:numId w:val="12"/>
+        </w:numPr>
+      </w:pPr>
+      <w:r>
+        <w:t>VGA fundamentals: VGA module generates sync/display timing, and CPU only controls the status codes</w:t>
+      </w:r>
+    </w:p>
+    <w:p>
+      <w:pPr>
+        <w:pStyle w:val="ListParagraph"/>
+        <w:numPr>
+          <w:ilvl w:val="0"/>
+          <w:numId w:val="12"/>
+        </w:numPr>
+      </w:pPr>
+      <w:r>
+        <w:t>Verification: Testbench simulation for CPU, memory, and peripherals</w:t>
       </w:r>
     </w:p>
     <w:p>
       <w:pPr>
         <w:pStyle w:val="Heading1"/>
       </w:pPr>
-      <w:r>
+      <w:bookmarkStart w:id="1" w:name="_Toc226313778"/>
+      <w:r>
+        <w:t>Research and Resources</w:t>
+      </w:r>
+      <w:bookmarkEnd w:id="1"/>
+    </w:p>
+    <w:p>
+      <w:r>
+        <w:t>The following listed are resources and inspirations used</w:t>
+      </w:r>
+    </w:p>
+    <w:p>
+      <w:pPr>
+        <w:pStyle w:val="ListParagraph"/>
+        <w:numPr>
+          <w:ilvl w:val="0"/>
+          <w:numId w:val="13"/>
+        </w:numPr>
+      </w:pPr>
+      <w:r>
+        <w:t>Nexys A7 Board documentation</w:t>
+      </w:r>
+    </w:p>
+    <w:p>
+      <w:pPr>
+        <w:pStyle w:val="ListParagraph"/>
+        <w:numPr>
+          <w:ilvl w:val="0"/>
+          <w:numId w:val="13"/>
+        </w:numPr>
+      </w:pPr>
+      <w:r>
+        <w:t>Verilog/Vivado tutorials for ROM, RAM, and block design</w:t>
+      </w:r>
+    </w:p>
+    <w:p>
+      <w:pPr>
+        <w:pStyle w:val="ListParagraph"/>
+        <w:numPr>
+          <w:ilvl w:val="0"/>
+          <w:numId w:val="13"/>
+        </w:numPr>
+      </w:pPr>
+      <w:r>
+        <w:t>VGA timing references</w:t>
+      </w:r>
+    </w:p>
+    <w:p>
+      <w:pPr>
+        <w:pStyle w:val="ListParagraph"/>
+        <w:numPr>
+          <w:ilvl w:val="0"/>
+          <w:numId w:val="13"/>
+        </w:numPr>
+      </w:pPr>
+      <w:r>
+        <w:t>CPU arhictecture references</w:t>
+      </w:r>
+    </w:p>
+    <w:p>
+      <w:pPr>
+        <w:pStyle w:val="ListParagraph"/>
+        <w:numPr>
+          <w:ilvl w:val="0"/>
+          <w:numId w:val="13"/>
+        </w:numPr>
+      </w:pPr>
+      <w:r>
+        <w:t>Course notes on HDL design</w:t>
+      </w:r>
+      <w:r>
+        <w:t xml:space="preserve"> and verification</w:t>
+      </w:r>
+    </w:p>
+    <w:p>
+      <w:pPr>
+        <w:pStyle w:val="ListParagraph"/>
+        <w:numPr>
+          <w:ilvl w:val="0"/>
+          <w:numId w:val="13"/>
+        </w:numPr>
+      </w:pPr>
+      <w:r>
+        <w:t>FPGA Prototyping by Verilog Examples</w:t>
+      </w:r>
+    </w:p>
+    <w:p>
+      <w:pPr>
+        <w:pStyle w:val="ListParagraph"/>
+        <w:numPr>
+          <w:ilvl w:val="0"/>
+          <w:numId w:val="13"/>
+        </w:numPr>
+      </w:pPr>
+      <w:r>
+        <w:t>Fundamentals of Computer Architecture and Design</w:t>
+      </w:r>
+    </w:p>
+    <w:p>
+      <w:pPr>
+        <w:pStyle w:val="ListParagraph"/>
+        <w:numPr>
+          <w:ilvl w:val="0"/>
+          <w:numId w:val="13"/>
+        </w:numPr>
+      </w:pPr>
+      <w:r>
+        <w:t>Hardware Design Verification: Simulation and Formal Method Based Approaches</w:t>
+      </w:r>
+    </w:p>
+    <w:p>
+      <w:pPr>
+        <w:pStyle w:val="Heading1"/>
+      </w:pPr>
+      <w:bookmarkStart w:id="2" w:name="_Toc226313779"/>
+      <w:r>
+        <w:lastRenderedPageBreak/>
         <w:t>Design Diagram</w:t>
       </w:r>
+      <w:bookmarkEnd w:id="2"/>
+    </w:p>
+    <w:p>
+      <w:r>
+        <w:rPr>
+          <w:noProof/>
+        </w:rPr>
+        <w:drawing>
+          <wp:inline distT="0" distB="0" distL="0" distR="0" wp14:anchorId="798819C6" wp14:editId="3E8026CF">
+            <wp:extent cx="5943600" cy="4972050"/>
+            <wp:effectExtent l="0" t="0" r="0" b="0"/>
+            <wp:docPr id="365508003" name="Picture 3"/>
+            <wp:cNvGraphicFramePr>
+              <a:graphicFrameLocks xmlns:a="http://schemas.openxmlformats.org/drawingml/2006/main" noChangeAspect="1"/>
+            </wp:cNvGraphicFramePr>
+            <a:graphic xmlns:a="http://schemas.openxmlformats.org/drawingml/2006/main">
+              <a:graphicData uri="http://schemas.openxmlformats.org/drawingml/2006/picture">
+                <pic:pic xmlns:pic="http://schemas.openxmlformats.org/drawingml/2006/picture">
+                  <pic:nvPicPr>
+                    <pic:cNvPr id="0" name="Picture 2"/>
+                    <pic:cNvPicPr>
+                      <a:picLocks noChangeAspect="1" noChangeArrowheads="1"/>
+                    </pic:cNvPicPr>
+                  </pic:nvPicPr>
+                  <pic:blipFill>
+                    <a:blip r:embed="rId9">
+                      <a:extLst>
+                        <a:ext uri="{28A0092B-C50C-407E-A947-70E740481C1C}">
+                          <a14:useLocalDpi xmlns:a14="http://schemas.microsoft.com/office/drawing/2010/main" val="0"/>
+                        </a:ext>
+                      </a:extLst>
+                    </a:blip>
+                    <a:srcRect/>
+                    <a:stretch>
+                      <a:fillRect/>
+                    </a:stretch>
+                  </pic:blipFill>
+                  <pic:spPr bwMode="auto">
+                    <a:xfrm>
+                      <a:off x="0" y="0"/>
+                      <a:ext cx="5943600" cy="4972050"/>
+                    </a:xfrm>
+                    <a:prstGeom prst="rect">
+                      <a:avLst/>
+                    </a:prstGeom>
+                    <a:noFill/>
+                    <a:ln>
+                      <a:noFill/>
+                    </a:ln>
+                  </pic:spPr>
+                </pic:pic>
+              </a:graphicData>
+            </a:graphic>
+          </wp:inline>
+        </w:drawing>
+      </w:r>
     </w:p>
     <w:p>
       <w:pPr>
         <w:pStyle w:val="Heading1"/>
       </w:pPr>
+      <w:bookmarkStart w:id="3" w:name="_Toc226313780"/>
       <w:r>
         <w:t>What obstacles are you encountering</w:t>
+      </w:r>
+      <w:bookmarkEnd w:id="3"/>
+    </w:p>
+    <w:p>
+      <w:r>
+        <w:t xml:space="preserve">The main obstacles have to do with starting off the design. Where to even start, and through trial and error of keeping everything simple. Whether if this has to do with having a simple CPU design, or handling I/O peripherals. </w:t>
       </w:r>
     </w:p>
     <w:p>
@@ -312,7 +924,13 @@
     </w:p>
     <w:p>
       <w:r>
-        <w:t>20% - 30% completed</w:t>
+        <w:t>The project is currently in the architecture and early implementation stage. The CPU data path, memory map, and peripheral interface have been defined. Initial Verilog modules for instruction ROM, data RAM, and selected I/O registers have been initialized. The lock-control program flow has been drafted, and the VGA interface approach has been simplified so that the CPU writes status codes to a dedicated register instead of directly generating video timing.</w:t>
+      </w:r>
+      <w:r>
+        <w:t xml:space="preserve"> The CPU is still in its infancy. It will compile, but it is not yet a real processor.</w:t>
+      </w:r>
+      <w:r>
+        <w:t xml:space="preserve"> </w:t>
       </w:r>
     </w:p>
     <w:p>
@@ -320,27 +938,246 @@
         <w:br w:type="page"/>
       </w:r>
     </w:p>
+    <w:tbl>
+      <w:tblPr>
+        <w:tblStyle w:val="TableGrid"/>
+        <w:tblpPr w:leftFromText="180" w:rightFromText="180" w:vertAnchor="page" w:horzAnchor="margin" w:tblpY="2602"/>
+        <w:tblW w:w="9947" w:type="dxa"/>
+        <w:tblLook w:val="04A0" w:firstRow="1" w:lastRow="0" w:firstColumn="1" w:lastColumn="0" w:noHBand="0" w:noVBand="1"/>
+      </w:tblPr>
+      <w:tblGrid>
+        <w:gridCol w:w="2486"/>
+        <w:gridCol w:w="2487"/>
+        <w:gridCol w:w="2487"/>
+        <w:gridCol w:w="2487"/>
+      </w:tblGrid>
+      <w:tr>
+        <w:trPr>
+          <w:trHeight w:val="828"/>
+        </w:trPr>
+        <w:tc>
+          <w:tcPr>
+            <w:tcW w:w="2486" w:type="dxa"/>
+          </w:tcPr>
+          <w:p>
+            <w:r>
+              <w:lastRenderedPageBreak/>
+              <w:t>Member</w:t>
+            </w:r>
+          </w:p>
+        </w:tc>
+        <w:tc>
+          <w:tcPr>
+            <w:tcW w:w="2487" w:type="dxa"/>
+          </w:tcPr>
+          <w:p>
+            <w:r>
+              <w:t>Responsibility</w:t>
+            </w:r>
+          </w:p>
+        </w:tc>
+        <w:tc>
+          <w:tcPr>
+            <w:tcW w:w="2487" w:type="dxa"/>
+          </w:tcPr>
+          <w:p>
+            <w:r>
+              <w:t>Description</w:t>
+            </w:r>
+          </w:p>
+        </w:tc>
+        <w:tc>
+          <w:tcPr>
+            <w:tcW w:w="2487" w:type="dxa"/>
+          </w:tcPr>
+          <w:p>
+            <w:r>
+              <w:t>Percentage</w:t>
+            </w:r>
+          </w:p>
+        </w:tc>
+      </w:tr>
+      <w:tr>
+        <w:trPr>
+          <w:trHeight w:val="828"/>
+        </w:trPr>
+        <w:tc>
+          <w:tcPr>
+            <w:tcW w:w="2486" w:type="dxa"/>
+          </w:tcPr>
+          <w:p>
+            <w:r>
+              <w:t>Justin Natividad</w:t>
+            </w:r>
+          </w:p>
+        </w:tc>
+        <w:tc>
+          <w:tcPr>
+            <w:tcW w:w="2487" w:type="dxa"/>
+          </w:tcPr>
+          <w:p>
+            <w:r>
+              <w:t>Testing, documentation, VGA, CPU</w:t>
+            </w:r>
+          </w:p>
+        </w:tc>
+        <w:tc>
+          <w:tcPr>
+            <w:tcW w:w="2487" w:type="dxa"/>
+          </w:tcPr>
+          <w:p/>
+        </w:tc>
+        <w:tc>
+          <w:tcPr>
+            <w:tcW w:w="2487" w:type="dxa"/>
+          </w:tcPr>
+          <w:p>
+            <w:r>
+              <w:t>40%</w:t>
+            </w:r>
+          </w:p>
+        </w:tc>
+      </w:tr>
+      <w:tr>
+        <w:trPr>
+          <w:trHeight w:val="828"/>
+        </w:trPr>
+        <w:tc>
+          <w:tcPr>
+            <w:tcW w:w="2486" w:type="dxa"/>
+          </w:tcPr>
+          <w:p>
+            <w:r>
+              <w:t>Gabriel Dao</w:t>
+            </w:r>
+          </w:p>
+        </w:tc>
+        <w:tc>
+          <w:tcPr>
+            <w:tcW w:w="2487" w:type="dxa"/>
+          </w:tcPr>
+          <w:p>
+            <w:r>
+              <w:t>CPU data path, control unit, VGA</w:t>
+            </w:r>
+          </w:p>
+        </w:tc>
+        <w:tc>
+          <w:tcPr>
+            <w:tcW w:w="2487" w:type="dxa"/>
+          </w:tcPr>
+          <w:p/>
+        </w:tc>
+        <w:tc>
+          <w:tcPr>
+            <w:tcW w:w="2487" w:type="dxa"/>
+          </w:tcPr>
+          <w:p>
+            <w:r>
+              <w:t>30%</w:t>
+            </w:r>
+          </w:p>
+        </w:tc>
+      </w:tr>
+      <w:tr>
+        <w:trPr>
+          <w:trHeight w:val="828"/>
+        </w:trPr>
+        <w:tc>
+          <w:tcPr>
+            <w:tcW w:w="2486" w:type="dxa"/>
+          </w:tcPr>
+          <w:p>
+            <w:r>
+              <w:t>Mikko Taitague</w:t>
+            </w:r>
+          </w:p>
+        </w:tc>
+        <w:tc>
+          <w:tcPr>
+            <w:tcW w:w="2487" w:type="dxa"/>
+          </w:tcPr>
+          <w:p>
+            <w:r>
+              <w:t>Input/Output, LED, switches, seven segment</w:t>
+            </w:r>
+          </w:p>
+        </w:tc>
+        <w:tc>
+          <w:tcPr>
+            <w:tcW w:w="2487" w:type="dxa"/>
+          </w:tcPr>
+          <w:p/>
+        </w:tc>
+        <w:tc>
+          <w:tcPr>
+            <w:tcW w:w="2487" w:type="dxa"/>
+          </w:tcPr>
+          <w:p>
+            <w:r>
+              <w:t>10%</w:t>
+            </w:r>
+          </w:p>
+        </w:tc>
+      </w:tr>
+      <w:tr>
+        <w:trPr>
+          <w:trHeight w:val="222"/>
+        </w:trPr>
+        <w:tc>
+          <w:tcPr>
+            <w:tcW w:w="2486" w:type="dxa"/>
+          </w:tcPr>
+          <w:p>
+            <w:r>
+              <w:t>Matthew Oredenain</w:t>
+            </w:r>
+          </w:p>
+        </w:tc>
+        <w:tc>
+          <w:tcPr>
+            <w:tcW w:w="2487" w:type="dxa"/>
+          </w:tcPr>
+          <w:p>
+            <w:r>
+              <w:t xml:space="preserve">VGA, ROM, RAM, </w:t>
+            </w:r>
+          </w:p>
+        </w:tc>
+        <w:tc>
+          <w:tcPr>
+            <w:tcW w:w="2487" w:type="dxa"/>
+          </w:tcPr>
+          <w:p/>
+        </w:tc>
+        <w:tc>
+          <w:tcPr>
+            <w:tcW w:w="2487" w:type="dxa"/>
+          </w:tcPr>
+          <w:p>
+            <w:r>
+              <w:t>20%</w:t>
+            </w:r>
+          </w:p>
+        </w:tc>
+      </w:tr>
+    </w:tbl>
     <w:p>
       <w:pPr>
         <w:pStyle w:val="Title"/>
       </w:pPr>
       <w:r>
-        <w:lastRenderedPageBreak/>
         <w:t>Percentage and Desecription</w:t>
       </w:r>
     </w:p>
-    <w:p>
-      <w:r>
-        <w:t>Percentage and description of the work done by each group member</w:t>
-      </w:r>
-    </w:p>
+    <w:p/>
     <w:sectPr>
-      <w:headerReference w:type="even" r:id="rId9"/>
-      <w:headerReference w:type="default" r:id="rId10"/>
-      <w:footerReference w:type="even" r:id="rId11"/>
-      <w:footerReference w:type="default" r:id="rId12"/>
-      <w:headerReference w:type="first" r:id="rId13"/>
-      <w:footerReference w:type="first" r:id="rId14"/>
+      <w:headerReference w:type="even" r:id="rId10"/>
+      <w:headerReference w:type="default" r:id="rId11"/>
+      <w:footerReference w:type="even" r:id="rId12"/>
+      <w:footerReference w:type="default" r:id="rId13"/>
+      <w:headerReference w:type="first" r:id="rId14"/>
+      <w:footerReference w:type="first" r:id="rId15"/>
       <w:pgSz w:w="12240" w:h="15840"/>
       <w:pgMar w:top="1440" w:right="1440" w:bottom="1440" w:left="1440" w:header="0" w:footer="0" w:gutter="0"/>
       <w:cols w:space="720"/>
@@ -629,7 +1466,7 @@
             <w:rPr>
               <w:noProof/>
             </w:rPr>
-            <w:t>Wednesday, April 1, 2026</w:t>
+            <w:t>Monday, April 6, 2026</w:t>
           </w:r>
           <w:r>
             <w:fldChar w:fldCharType="end"/>
@@ -1252,6 +2089,92 @@
     </w:lvl>
   </w:abstractNum>
   <w:abstractNum w:abstractNumId="6" w15:restartNumberingAfterBreak="0">
+    <w:nsid w:val="469B66D2"/>
+    <w:multiLevelType w:val="hybridMultilevel"/>
+    <w:tmpl w:val="B2EEC444"/>
+    <w:lvl w:ilvl="0" w:tplc="0409000F">
+      <w:start w:val="1"/>
+      <w:numFmt w:val="decimal"/>
+      <w:lvlText w:val="%1."/>
+      <w:lvlJc w:val="left"/>
+      <w:pPr>
+        <w:ind w:left="720" w:hanging="360"/>
+      </w:pPr>
+    </w:lvl>
+    <w:lvl w:ilvl="1" w:tplc="04090019" w:tentative="1">
+      <w:start w:val="1"/>
+      <w:numFmt w:val="lowerLetter"/>
+      <w:lvlText w:val="%2."/>
+      <w:lvlJc w:val="left"/>
+      <w:pPr>
+        <w:ind w:left="1440" w:hanging="360"/>
+      </w:pPr>
+    </w:lvl>
+    <w:lvl w:ilvl="2" w:tplc="0409001B" w:tentative="1">
+      <w:start w:val="1"/>
+      <w:numFmt w:val="lowerRoman"/>
+      <w:lvlText w:val="%3."/>
+      <w:lvlJc w:val="right"/>
+      <w:pPr>
+        <w:ind w:left="2160" w:hanging="180"/>
+      </w:pPr>
+    </w:lvl>
+    <w:lvl w:ilvl="3" w:tplc="0409000F" w:tentative="1">
+      <w:start w:val="1"/>
+      <w:numFmt w:val="decimal"/>
+      <w:lvlText w:val="%4."/>
+      <w:lvlJc w:val="left"/>
+      <w:pPr>
+        <w:ind w:left="2880" w:hanging="360"/>
+      </w:pPr>
+    </w:lvl>
+    <w:lvl w:ilvl="4" w:tplc="04090019" w:tentative="1">
+      <w:start w:val="1"/>
+      <w:numFmt w:val="lowerLetter"/>
+      <w:lvlText w:val="%5."/>
+      <w:lvlJc w:val="left"/>
+      <w:pPr>
+        <w:ind w:left="3600" w:hanging="360"/>
+      </w:pPr>
+    </w:lvl>
+    <w:lvl w:ilvl="5" w:tplc="0409001B" w:tentative="1">
+      <w:start w:val="1"/>
+      <w:numFmt w:val="lowerRoman"/>
+      <w:lvlText w:val="%6."/>
+      <w:lvlJc w:val="right"/>
+      <w:pPr>
+        <w:ind w:left="4320" w:hanging="180"/>
+      </w:pPr>
+    </w:lvl>
+    <w:lvl w:ilvl="6" w:tplc="0409000F" w:tentative="1">
+      <w:start w:val="1"/>
+      <w:numFmt w:val="decimal"/>
+      <w:lvlText w:val="%7."/>
+      <w:lvlJc w:val="left"/>
+      <w:pPr>
+        <w:ind w:left="5040" w:hanging="360"/>
+      </w:pPr>
+    </w:lvl>
+    <w:lvl w:ilvl="7" w:tplc="04090019" w:tentative="1">
+      <w:start w:val="1"/>
+      <w:numFmt w:val="lowerLetter"/>
+      <w:lvlText w:val="%8."/>
+      <w:lvlJc w:val="left"/>
+      <w:pPr>
+        <w:ind w:left="5760" w:hanging="360"/>
+      </w:pPr>
+    </w:lvl>
+    <w:lvl w:ilvl="8" w:tplc="0409001B" w:tentative="1">
+      <w:start w:val="1"/>
+      <w:numFmt w:val="lowerRoman"/>
+      <w:lvlText w:val="%9."/>
+      <w:lvlJc w:val="right"/>
+      <w:pPr>
+        <w:ind w:left="6480" w:hanging="180"/>
+      </w:pPr>
+    </w:lvl>
+  </w:abstractNum>
+  <w:abstractNum w:abstractNumId="7" w15:restartNumberingAfterBreak="0">
     <w:nsid w:val="4A28227A"/>
     <w:multiLevelType w:val="hybridMultilevel"/>
     <w:tmpl w:val="2D743A90"/>
@@ -1340,7 +2263,7 @@
       </w:pPr>
     </w:lvl>
   </w:abstractNum>
-  <w:abstractNum w:abstractNumId="7" w15:restartNumberingAfterBreak="0">
+  <w:abstractNum w:abstractNumId="8" w15:restartNumberingAfterBreak="0">
     <w:nsid w:val="521C35B2"/>
     <w:multiLevelType w:val="hybridMultilevel"/>
     <w:tmpl w:val="625E1A3C"/>
@@ -1453,7 +2376,96 @@
       </w:rPr>
     </w:lvl>
   </w:abstractNum>
-  <w:abstractNum w:abstractNumId="8" w15:restartNumberingAfterBreak="0">
+  <w:abstractNum w:abstractNumId="9" w15:restartNumberingAfterBreak="0">
+    <w:nsid w:val="5BCD1167"/>
+    <w:multiLevelType w:val="hybridMultilevel"/>
+    <w:tmpl w:val="3940DA80"/>
+    <w:lvl w:ilvl="0" w:tplc="0409000F">
+      <w:start w:val="1"/>
+      <w:numFmt w:val="decimal"/>
+      <w:lvlText w:val="%1."/>
+      <w:lvlJc w:val="left"/>
+      <w:pPr>
+        <w:ind w:left="720" w:hanging="360"/>
+      </w:pPr>
+      <w:rPr>
+        <w:rFonts w:hint="default"/>
+      </w:rPr>
+    </w:lvl>
+    <w:lvl w:ilvl="1" w:tplc="04090019">
+      <w:start w:val="1"/>
+      <w:numFmt w:val="lowerLetter"/>
+      <w:lvlText w:val="%2."/>
+      <w:lvlJc w:val="left"/>
+      <w:pPr>
+        <w:ind w:left="1440" w:hanging="360"/>
+      </w:pPr>
+    </w:lvl>
+    <w:lvl w:ilvl="2" w:tplc="0409001B" w:tentative="1">
+      <w:start w:val="1"/>
+      <w:numFmt w:val="lowerRoman"/>
+      <w:lvlText w:val="%3."/>
+      <w:lvlJc w:val="right"/>
+      <w:pPr>
+        <w:ind w:left="2160" w:hanging="180"/>
+      </w:pPr>
+    </w:lvl>
+    <w:lvl w:ilvl="3" w:tplc="0409000F" w:tentative="1">
+      <w:start w:val="1"/>
+      <w:numFmt w:val="decimal"/>
+      <w:lvlText w:val="%4."/>
+      <w:lvlJc w:val="left"/>
+      <w:pPr>
+        <w:ind w:left="2880" w:hanging="360"/>
+      </w:pPr>
+    </w:lvl>
+    <w:lvl w:ilvl="4" w:tplc="04090019" w:tentative="1">
+      <w:start w:val="1"/>
+      <w:numFmt w:val="lowerLetter"/>
+      <w:lvlText w:val="%5."/>
+      <w:lvlJc w:val="left"/>
+      <w:pPr>
+        <w:ind w:left="3600" w:hanging="360"/>
+      </w:pPr>
+    </w:lvl>
+    <w:lvl w:ilvl="5" w:tplc="0409001B" w:tentative="1">
+      <w:start w:val="1"/>
+      <w:numFmt w:val="lowerRoman"/>
+      <w:lvlText w:val="%6."/>
+      <w:lvlJc w:val="right"/>
+      <w:pPr>
+        <w:ind w:left="4320" w:hanging="180"/>
+      </w:pPr>
+    </w:lvl>
+    <w:lvl w:ilvl="6" w:tplc="0409000F" w:tentative="1">
+      <w:start w:val="1"/>
+      <w:numFmt w:val="decimal"/>
+      <w:lvlText w:val="%7."/>
+      <w:lvlJc w:val="left"/>
+      <w:pPr>
+        <w:ind w:left="5040" w:hanging="360"/>
+      </w:pPr>
+    </w:lvl>
+    <w:lvl w:ilvl="7" w:tplc="04090019" w:tentative="1">
+      <w:start w:val="1"/>
+      <w:numFmt w:val="lowerLetter"/>
+      <w:lvlText w:val="%8."/>
+      <w:lvlJc w:val="left"/>
+      <w:pPr>
+        <w:ind w:left="5760" w:hanging="360"/>
+      </w:pPr>
+    </w:lvl>
+    <w:lvl w:ilvl="8" w:tplc="0409001B" w:tentative="1">
+      <w:start w:val="1"/>
+      <w:numFmt w:val="lowerRoman"/>
+      <w:lvlText w:val="%9."/>
+      <w:lvlJc w:val="right"/>
+      <w:pPr>
+        <w:ind w:left="6480" w:hanging="180"/>
+      </w:pPr>
+    </w:lvl>
+  </w:abstractNum>
+  <w:abstractNum w:abstractNumId="10" w15:restartNumberingAfterBreak="0">
     <w:nsid w:val="60C24EEB"/>
     <w:multiLevelType w:val="hybridMultilevel"/>
     <w:tmpl w:val="FA60E87E"/>
@@ -1542,7 +2554,7 @@
       </w:pPr>
     </w:lvl>
   </w:abstractNum>
-  <w:abstractNum w:abstractNumId="9" w15:restartNumberingAfterBreak="0">
+  <w:abstractNum w:abstractNumId="11" w15:restartNumberingAfterBreak="0">
     <w:nsid w:val="6A8D779F"/>
     <w:multiLevelType w:val="hybridMultilevel"/>
     <w:tmpl w:val="E4648E22"/>
@@ -1653,16 +2665,105 @@
       <w:rPr>
         <w:rFonts w:ascii="Wingdings" w:hAnsi="Wingdings" w:hint="default"/>
       </w:rPr>
+    </w:lvl>
+  </w:abstractNum>
+  <w:abstractNum w:abstractNumId="12" w15:restartNumberingAfterBreak="0">
+    <w:nsid w:val="71A932FB"/>
+    <w:multiLevelType w:val="hybridMultilevel"/>
+    <w:tmpl w:val="69FC8746"/>
+    <w:lvl w:ilvl="0" w:tplc="0409000F">
+      <w:start w:val="1"/>
+      <w:numFmt w:val="decimal"/>
+      <w:lvlText w:val="%1."/>
+      <w:lvlJc w:val="left"/>
+      <w:pPr>
+        <w:ind w:left="720" w:hanging="360"/>
+      </w:pPr>
+      <w:rPr>
+        <w:rFonts w:hint="default"/>
+      </w:rPr>
+    </w:lvl>
+    <w:lvl w:ilvl="1" w:tplc="04090019" w:tentative="1">
+      <w:start w:val="1"/>
+      <w:numFmt w:val="lowerLetter"/>
+      <w:lvlText w:val="%2."/>
+      <w:lvlJc w:val="left"/>
+      <w:pPr>
+        <w:ind w:left="1440" w:hanging="360"/>
+      </w:pPr>
+    </w:lvl>
+    <w:lvl w:ilvl="2" w:tplc="0409001B" w:tentative="1">
+      <w:start w:val="1"/>
+      <w:numFmt w:val="lowerRoman"/>
+      <w:lvlText w:val="%3."/>
+      <w:lvlJc w:val="right"/>
+      <w:pPr>
+        <w:ind w:left="2160" w:hanging="180"/>
+      </w:pPr>
+    </w:lvl>
+    <w:lvl w:ilvl="3" w:tplc="0409000F" w:tentative="1">
+      <w:start w:val="1"/>
+      <w:numFmt w:val="decimal"/>
+      <w:lvlText w:val="%4."/>
+      <w:lvlJc w:val="left"/>
+      <w:pPr>
+        <w:ind w:left="2880" w:hanging="360"/>
+      </w:pPr>
+    </w:lvl>
+    <w:lvl w:ilvl="4" w:tplc="04090019" w:tentative="1">
+      <w:start w:val="1"/>
+      <w:numFmt w:val="lowerLetter"/>
+      <w:lvlText w:val="%5."/>
+      <w:lvlJc w:val="left"/>
+      <w:pPr>
+        <w:ind w:left="3600" w:hanging="360"/>
+      </w:pPr>
+    </w:lvl>
+    <w:lvl w:ilvl="5" w:tplc="0409001B" w:tentative="1">
+      <w:start w:val="1"/>
+      <w:numFmt w:val="lowerRoman"/>
+      <w:lvlText w:val="%6."/>
+      <w:lvlJc w:val="right"/>
+      <w:pPr>
+        <w:ind w:left="4320" w:hanging="180"/>
+      </w:pPr>
+    </w:lvl>
+    <w:lvl w:ilvl="6" w:tplc="0409000F" w:tentative="1">
+      <w:start w:val="1"/>
+      <w:numFmt w:val="decimal"/>
+      <w:lvlText w:val="%7."/>
+      <w:lvlJc w:val="left"/>
+      <w:pPr>
+        <w:ind w:left="5040" w:hanging="360"/>
+      </w:pPr>
+    </w:lvl>
+    <w:lvl w:ilvl="7" w:tplc="04090019" w:tentative="1">
+      <w:start w:val="1"/>
+      <w:numFmt w:val="lowerLetter"/>
+      <w:lvlText w:val="%8."/>
+      <w:lvlJc w:val="left"/>
+      <w:pPr>
+        <w:ind w:left="5760" w:hanging="360"/>
+      </w:pPr>
+    </w:lvl>
+    <w:lvl w:ilvl="8" w:tplc="0409001B" w:tentative="1">
+      <w:start w:val="1"/>
+      <w:numFmt w:val="lowerRoman"/>
+      <w:lvlText w:val="%9."/>
+      <w:lvlJc w:val="right"/>
+      <w:pPr>
+        <w:ind w:left="6480" w:hanging="180"/>
+      </w:pPr>
     </w:lvl>
   </w:abstractNum>
   <w:num w:numId="1" w16cid:durableId="1917933861">
     <w:abstractNumId w:val="4"/>
   </w:num>
   <w:num w:numId="2" w16cid:durableId="913780654">
-    <w:abstractNumId w:val="9"/>
+    <w:abstractNumId w:val="11"/>
   </w:num>
   <w:num w:numId="3" w16cid:durableId="1280264749">
-    <w:abstractNumId w:val="7"/>
+    <w:abstractNumId w:val="8"/>
   </w:num>
   <w:num w:numId="4" w16cid:durableId="28801085">
     <w:abstractNumId w:val="2"/>
@@ -1671,10 +2772,10 @@
     <w:abstractNumId w:val="5"/>
   </w:num>
   <w:num w:numId="6" w16cid:durableId="1322351921">
-    <w:abstractNumId w:val="6"/>
+    <w:abstractNumId w:val="7"/>
   </w:num>
   <w:num w:numId="7" w16cid:durableId="880245687">
-    <w:abstractNumId w:val="8"/>
+    <w:abstractNumId w:val="10"/>
   </w:num>
   <w:num w:numId="8" w16cid:durableId="650868839">
     <w:abstractNumId w:val="1"/>
@@ -1684,6 +2785,15 @@
   </w:num>
   <w:num w:numId="10" w16cid:durableId="166673910">
     <w:abstractNumId w:val="0"/>
+  </w:num>
+  <w:num w:numId="11" w16cid:durableId="94788502">
+    <w:abstractNumId w:val="6"/>
+  </w:num>
+  <w:num w:numId="12" w16cid:durableId="1447506407">
+    <w:abstractNumId w:val="9"/>
+  </w:num>
+  <w:num w:numId="13" w16cid:durableId="1319117276">
+    <w:abstractNumId w:val="12"/>
   </w:num>
 </w:numbering>
 </file>

--- a/report/Stage 2 - First Progress Report/Stage 2 - First Progress Report.docx
+++ b/report/Stage 2 - First Progress Report/Stage 2 - First Progress Report.docx
@@ -551,6 +551,49 @@
     <w:p>
       <w:pPr>
         <w:pStyle w:val="Title"/>
+      </w:pPr>
+      <w:r>
+        <w:lastRenderedPageBreak/>
+        <w:t>Abstract</w:t>
+      </w:r>
+    </w:p>
+    <w:p>
+      <w:r>
+        <w:t xml:space="preserve">This project proposes the design and implementation of a custom 16-bit RISC system on chip on the </w:t>
+      </w:r>
+      <w:proofErr w:type="spellStart"/>
+      <w:r>
+        <w:t>Nexys</w:t>
+      </w:r>
+      <w:proofErr w:type="spellEnd"/>
+      <w:r>
+        <w:t xml:space="preserve"> A7 100-T Board. The system will include a simple processor core, instruction ROM, data RAM and memory-mapped peripherals for switches, push buttons, LEDs, seven segment displays, and VGA output. The processor will execute a digital lock application in which a user enters a code through board inputs, and the system responds by displaying lock status messages such as locked, access granted, access denied, and lockout. The purpose of this project is to demonstrate processor design, memory interfacing, peripheral control, and hardware/software interaction in a visible and interactive embedded environment. The completed design will be verified through simulation of individual modules and demonstrated on the </w:t>
+      </w:r>
+      <w:proofErr w:type="spellStart"/>
+      <w:r>
+        <w:t>Nexys</w:t>
+      </w:r>
+      <w:proofErr w:type="spellEnd"/>
+      <w:r>
+        <w:t xml:space="preserve"> A7 board with real time visual output.</w:t>
+      </w:r>
+    </w:p>
+    <w:p>
+      <w:pPr>
+        <w:rPr>
+          <w:noProof/>
+        </w:rPr>
+      </w:pPr>
+      <w:r>
+        <w:rPr>
+          <w:noProof/>
+        </w:rPr>
+        <w:br w:type="page"/>
+      </w:r>
+    </w:p>
+    <w:p>
+      <w:pPr>
+        <w:pStyle w:val="Title"/>
         <w:tabs>
           <w:tab w:val="left" w:pos="629"/>
           <w:tab w:val="center" w:pos="4680"/>
@@ -568,7 +611,39 @@
     </w:p>
     <w:p>
       <w:r>
-        <w:t>This project implements a custom 16-bit RISC processor on the Nexys A7-100T FPGA board to control a digital lock system with VGA status output. The system demonstrates processor design, memory-mapped input/output, embedded control, and hardware verification. The processor executes a program stored in ROM to read user inputs, compare a passcode, update lock state, and drive peripheral outputs including LEDs, seven segment display, and VGA.</w:t>
+        <w:t xml:space="preserve">This project implements a custom 16-bit RISC processor on the </w:t>
+      </w:r>
+      <w:proofErr w:type="spellStart"/>
+      <w:r>
+        <w:t>Nexys</w:t>
+      </w:r>
+      <w:proofErr w:type="spellEnd"/>
+      <w:r>
+        <w:t xml:space="preserve"> A7-100T FPGA board to control a digital lock system with VGA status output. The system demonstrates processor design, memory-mapped input/output, embedded control, and hardware verification. The processor executes a program stored in ROM to read user inputs, </w:t>
+      </w:r>
+      <w:proofErr w:type="gramStart"/>
+      <w:r>
+        <w:t>compare</w:t>
+      </w:r>
+      <w:proofErr w:type="gramEnd"/>
+      <w:r>
+        <w:t xml:space="preserve"> </w:t>
+      </w:r>
+      <w:proofErr w:type="gramStart"/>
+      <w:r>
+        <w:t>a passcode</w:t>
+      </w:r>
+      <w:proofErr w:type="gramEnd"/>
+      <w:r>
+        <w:t xml:space="preserve">, update lock state, and </w:t>
+      </w:r>
+      <w:proofErr w:type="gramStart"/>
+      <w:r>
+        <w:t>drive</w:t>
+      </w:r>
+      <w:proofErr w:type="gramEnd"/>
+      <w:r>
+        <w:t xml:space="preserve"> peripheral outputs including LEDs, seven segment display, and VGA.</w:t>
       </w:r>
     </w:p>
     <w:p>
@@ -632,8 +707,13 @@
           <w:numId w:val="11"/>
         </w:numPr>
       </w:pPr>
-      <w:r>
-        <w:t>Nexys A7 100T board peripherals</w:t>
+      <w:proofErr w:type="spellStart"/>
+      <w:r>
+        <w:t>Nexys</w:t>
+      </w:r>
+      <w:proofErr w:type="spellEnd"/>
+      <w:r>
+        <w:t xml:space="preserve"> A7 100T board peripherals</w:t>
       </w:r>
     </w:p>
     <w:p>
@@ -736,8 +816,13 @@
           <w:numId w:val="13"/>
         </w:numPr>
       </w:pPr>
-      <w:r>
-        <w:t>Nexys A7 Board documentation</w:t>
+      <w:proofErr w:type="spellStart"/>
+      <w:r>
+        <w:t>Nexys</w:t>
+      </w:r>
+      <w:proofErr w:type="spellEnd"/>
+      <w:r>
+        <w:t xml:space="preserve"> A7 Board documentation</w:t>
       </w:r>
     </w:p>
     <w:p>
@@ -749,7 +834,15 @@
         </w:numPr>
       </w:pPr>
       <w:r>
-        <w:t>Verilog/Vivado tutorials for ROM, RAM, and block design</w:t>
+        <w:t>Verilog/</w:t>
+      </w:r>
+      <w:proofErr w:type="spellStart"/>
+      <w:r>
+        <w:t>Vivado</w:t>
+      </w:r>
+      <w:proofErr w:type="spellEnd"/>
+      <w:r>
+        <w:t xml:space="preserve"> tutorials for ROM, RAM, and block design</w:t>
       </w:r>
     </w:p>
     <w:p>
@@ -773,7 +866,15 @@
         </w:numPr>
       </w:pPr>
       <w:r>
-        <w:t>CPU arhictecture references</w:t>
+        <w:t xml:space="preserve">CPU </w:t>
+      </w:r>
+      <w:proofErr w:type="spellStart"/>
+      <w:r>
+        <w:t>arhictecture</w:t>
+      </w:r>
+      <w:proofErr w:type="spellEnd"/>
+      <w:r>
+        <w:t xml:space="preserve"> references</w:t>
       </w:r>
     </w:p>
     <w:p>
@@ -905,7 +1006,23 @@
     </w:p>
     <w:p>
       <w:r>
-        <w:t xml:space="preserve">The main obstacles have to do with starting off the design. Where to even start, and through trial and error of keeping everything simple. Whether if this has to do with having a simple CPU design, or handling I/O peripherals. </w:t>
+        <w:t xml:space="preserve">The main obstacles have to do with starting off the design. Where to even start, and through trial and error of keeping everything simple. </w:t>
+      </w:r>
+      <w:proofErr w:type="gramStart"/>
+      <w:r>
+        <w:t>Whether if</w:t>
+      </w:r>
+      <w:proofErr w:type="gramEnd"/>
+      <w:r>
+        <w:t xml:space="preserve"> this has to do with having a simple CPU </w:t>
+      </w:r>
+      <w:proofErr w:type="gramStart"/>
+      <w:r>
+        <w:t>design, or</w:t>
+      </w:r>
+      <w:proofErr w:type="gramEnd"/>
+      <w:r>
+        <w:t xml:space="preserve"> handling I/O peripherals. </w:t>
       </w:r>
     </w:p>
     <w:p>
@@ -1099,8 +1216,13 @@
           </w:tcPr>
           <w:p>
             <w:r>
-              <w:t>Input/Output, LED, switches, seven segment</w:t>
-            </w:r>
+              <w:t xml:space="preserve">Input/Output, LED, switches, seven </w:t>
+            </w:r>
+            <w:proofErr w:type="gramStart"/>
+            <w:r>
+              <w:t>segment</w:t>
+            </w:r>
+            <w:proofErr w:type="gramEnd"/>
           </w:p>
         </w:tc>
         <w:tc>

--- a/report/Stage 2 - First Progress Report/Stage 2 - First Progress Report.docx
+++ b/report/Stage 2 - First Progress Report/Stage 2 - First Progress Report.docx
@@ -559,23 +559,7 @@
     </w:p>
     <w:p>
       <w:r>
-        <w:t xml:space="preserve">This project proposes the design and implementation of a custom 16-bit RISC system on chip on the </w:t>
-      </w:r>
-      <w:proofErr w:type="spellStart"/>
-      <w:r>
-        <w:t>Nexys</w:t>
-      </w:r>
-      <w:proofErr w:type="spellEnd"/>
-      <w:r>
-        <w:t xml:space="preserve"> A7 100-T Board. The system will include a simple processor core, instruction ROM, data RAM and memory-mapped peripherals for switches, push buttons, LEDs, seven segment displays, and VGA output. The processor will execute a digital lock application in which a user enters a code through board inputs, and the system responds by displaying lock status messages such as locked, access granted, access denied, and lockout. The purpose of this project is to demonstrate processor design, memory interfacing, peripheral control, and hardware/software interaction in a visible and interactive embedded environment. The completed design will be verified through simulation of individual modules and demonstrated on the </w:t>
-      </w:r>
-      <w:proofErr w:type="spellStart"/>
-      <w:r>
-        <w:t>Nexys</w:t>
-      </w:r>
-      <w:proofErr w:type="spellEnd"/>
-      <w:r>
-        <w:t xml:space="preserve"> A7 board with real time visual output.</w:t>
+        <w:t>This project proposes the design and implementation of a custom 16-bit RISC system on chip on the Nexys A7 100-T Board. The system will include a simple processor core, instruction ROM, data RAM and memory-mapped peripherals for switches, push buttons, LEDs, seven segment displays, and VGA output. The processor will execute a digital lock application in which a user enters a code through board inputs, and the system responds by displaying lock status messages such as locked, access granted, access denied, and lockout. The purpose of this project is to demonstrate processor design, memory interfacing, peripheral control, and hardware/software interaction in a visible and interactive embedded environment. The completed design will be verified through simulation of individual modules and demonstrated on the Nexys A7 board with real time visual output.</w:t>
       </w:r>
     </w:p>
     <w:p>
@@ -611,39 +595,7 @@
     </w:p>
     <w:p>
       <w:r>
-        <w:t xml:space="preserve">This project implements a custom 16-bit RISC processor on the </w:t>
-      </w:r>
-      <w:proofErr w:type="spellStart"/>
-      <w:r>
-        <w:t>Nexys</w:t>
-      </w:r>
-      <w:proofErr w:type="spellEnd"/>
-      <w:r>
-        <w:t xml:space="preserve"> A7-100T FPGA board to control a digital lock system with VGA status output. The system demonstrates processor design, memory-mapped input/output, embedded control, and hardware verification. The processor executes a program stored in ROM to read user inputs, </w:t>
-      </w:r>
-      <w:proofErr w:type="gramStart"/>
-      <w:r>
-        <w:t>compare</w:t>
-      </w:r>
-      <w:proofErr w:type="gramEnd"/>
-      <w:r>
-        <w:t xml:space="preserve"> </w:t>
-      </w:r>
-      <w:proofErr w:type="gramStart"/>
-      <w:r>
-        <w:t>a passcode</w:t>
-      </w:r>
-      <w:proofErr w:type="gramEnd"/>
-      <w:r>
-        <w:t xml:space="preserve">, update lock state, and </w:t>
-      </w:r>
-      <w:proofErr w:type="gramStart"/>
-      <w:r>
-        <w:t>drive</w:t>
-      </w:r>
-      <w:proofErr w:type="gramEnd"/>
-      <w:r>
-        <w:t xml:space="preserve"> peripheral outputs including LEDs, seven segment display, and VGA.</w:t>
+        <w:t>This project implements a custom 16-bit RISC processor on the Nexys A7-100T FPGA board to control a digital lock system with VGA status output. The system demonstrates processor design, memory-mapped input/output, embedded control, and hardware verification. The processor executes a program stored in ROM to read user inputs, compare a passcode, update lock state, and drive peripheral outputs including LEDs, seven segment display, and VGA.</w:t>
       </w:r>
     </w:p>
     <w:p>
@@ -707,13 +659,8 @@
           <w:numId w:val="11"/>
         </w:numPr>
       </w:pPr>
-      <w:proofErr w:type="spellStart"/>
-      <w:r>
-        <w:t>Nexys</w:t>
-      </w:r>
-      <w:proofErr w:type="spellEnd"/>
-      <w:r>
-        <w:t xml:space="preserve"> A7 100T board peripherals</w:t>
+      <w:r>
+        <w:t>Nexys A7 100T board peripherals</w:t>
       </w:r>
     </w:p>
     <w:p>
@@ -816,13 +763,8 @@
           <w:numId w:val="13"/>
         </w:numPr>
       </w:pPr>
-      <w:proofErr w:type="spellStart"/>
-      <w:r>
-        <w:t>Nexys</w:t>
-      </w:r>
-      <w:proofErr w:type="spellEnd"/>
-      <w:r>
-        <w:t xml:space="preserve"> A7 Board documentation</w:t>
+      <w:r>
+        <w:t>Nexys A7 Board documentation</w:t>
       </w:r>
     </w:p>
     <w:p>
@@ -834,15 +776,7 @@
         </w:numPr>
       </w:pPr>
       <w:r>
-        <w:t>Verilog/</w:t>
-      </w:r>
-      <w:proofErr w:type="spellStart"/>
-      <w:r>
-        <w:t>Vivado</w:t>
-      </w:r>
-      <w:proofErr w:type="spellEnd"/>
-      <w:r>
-        <w:t xml:space="preserve"> tutorials for ROM, RAM, and block design</w:t>
+        <w:t>Verilog/Vivado tutorials for ROM, RAM, and block design</w:t>
       </w:r>
     </w:p>
     <w:p>
@@ -866,15 +800,7 @@
         </w:numPr>
       </w:pPr>
       <w:r>
-        <w:t xml:space="preserve">CPU </w:t>
-      </w:r>
-      <w:proofErr w:type="spellStart"/>
-      <w:r>
-        <w:t>arhictecture</w:t>
-      </w:r>
-      <w:proofErr w:type="spellEnd"/>
-      <w:r>
-        <w:t xml:space="preserve"> references</w:t>
+        <w:t>CPU arhictecture references</w:t>
       </w:r>
     </w:p>
     <w:p>
@@ -1006,23 +932,7 @@
     </w:p>
     <w:p>
       <w:r>
-        <w:t xml:space="preserve">The main obstacles have to do with starting off the design. Where to even start, and through trial and error of keeping everything simple. </w:t>
-      </w:r>
-      <w:proofErr w:type="gramStart"/>
-      <w:r>
-        <w:t>Whether if</w:t>
-      </w:r>
-      <w:proofErr w:type="gramEnd"/>
-      <w:r>
-        <w:t xml:space="preserve"> this has to do with having a simple CPU </w:t>
-      </w:r>
-      <w:proofErr w:type="gramStart"/>
-      <w:r>
-        <w:t>design, or</w:t>
-      </w:r>
-      <w:proofErr w:type="gramEnd"/>
-      <w:r>
-        <w:t xml:space="preserve"> handling I/O peripherals. </w:t>
+        <w:t xml:space="preserve">The main obstacles have to do with starting off the design. Where to even start, and through trial and error of keeping everything simple. Whether if this has to do with having a simple CPU design, or handling I/O peripherals. </w:t>
       </w:r>
     </w:p>
     <w:p>
@@ -1059,12 +969,11 @@
       <w:tblPr>
         <w:tblStyle w:val="TableGrid"/>
         <w:tblpPr w:leftFromText="180" w:rightFromText="180" w:vertAnchor="page" w:horzAnchor="margin" w:tblpY="2602"/>
-        <w:tblW w:w="9947" w:type="dxa"/>
+        <w:tblW w:w="7460" w:type="dxa"/>
         <w:tblLook w:val="04A0" w:firstRow="1" w:lastRow="0" w:firstColumn="1" w:lastColumn="0" w:noHBand="0" w:noVBand="1"/>
       </w:tblPr>
       <w:tblGrid>
         <w:gridCol w:w="2486"/>
-        <w:gridCol w:w="2487"/>
         <w:gridCol w:w="2487"/>
         <w:gridCol w:w="2487"/>
       </w:tblGrid>
@@ -1089,16 +998,6 @@
           </w:tcPr>
           <w:p>
             <w:r>
-              <w:t>Responsibility</w:t>
-            </w:r>
-          </w:p>
-        </w:tc>
-        <w:tc>
-          <w:tcPr>
-            <w:tcW w:w="2487" w:type="dxa"/>
-          </w:tcPr>
-          <w:p>
-            <w:r>
               <w:t>Description</w:t>
             </w:r>
           </w:p>
@@ -1142,12 +1041,6 @@
           <w:tcPr>
             <w:tcW w:w="2487" w:type="dxa"/>
           </w:tcPr>
-          <w:p/>
-        </w:tc>
-        <w:tc>
-          <w:tcPr>
-            <w:tcW w:w="2487" w:type="dxa"/>
-          </w:tcPr>
           <w:p>
             <w:r>
               <w:t>40%</w:t>
@@ -1183,12 +1076,6 @@
           <w:tcPr>
             <w:tcW w:w="2487" w:type="dxa"/>
           </w:tcPr>
-          <w:p/>
-        </w:tc>
-        <w:tc>
-          <w:tcPr>
-            <w:tcW w:w="2487" w:type="dxa"/>
-          </w:tcPr>
           <w:p>
             <w:r>
               <w:t>30%</w:t>
@@ -1216,20 +1103,9 @@
           </w:tcPr>
           <w:p>
             <w:r>
-              <w:t xml:space="preserve">Input/Output, LED, switches, seven </w:t>
-            </w:r>
-            <w:proofErr w:type="gramStart"/>
-            <w:r>
-              <w:t>segment</w:t>
-            </w:r>
-            <w:proofErr w:type="gramEnd"/>
+              <w:t>Input/Output, LED, switches, seven segment</w:t>
+            </w:r>
           </w:p>
-        </w:tc>
-        <w:tc>
-          <w:tcPr>
-            <w:tcW w:w="2487" w:type="dxa"/>
-          </w:tcPr>
-          <w:p/>
         </w:tc>
         <w:tc>
           <w:tcPr>
@@ -1265,12 +1141,6 @@
               <w:t xml:space="preserve">VGA, ROM, RAM, </w:t>
             </w:r>
           </w:p>
-        </w:tc>
-        <w:tc>
-          <w:tcPr>
-            <w:tcW w:w="2487" w:type="dxa"/>
-          </w:tcPr>
-          <w:p/>
         </w:tc>
         <w:tc>
           <w:tcPr>
